--- a/_SAMPLES_ENTREGAVEIS/briefing_one_page/sample-briefing-one-page-v1.0.0.docx
+++ b/_SAMPLES_ENTREGAVEIS/briefing_one_page/sample-briefing-one-page-v1.0.0.docx
@@ -7,7 +7,16 @@
         <w:pStyle w:val="Title"/>
       </w:pPr>
       <w:r>
-        <w:t>EXEMPLO FICTÍCIO — Síntese do briefing</w:t>
+        <w:t>EXEMPLO FICTÍCIO — Solicitações com menos devoluções</w:t>
+      </w:r>
+    </w:p>
+    <w:p>
+      <w:r>
+        <w:rPr>
+          <w:color w:val="586EA4"/>
+          <w:sz w:val="15"/>
+        </w:rPr>
+        <w:t>ID sample-briefing-one-page · versão 1.0.0 · Completo</w:t>
       </w:r>
     </w:p>
     <w:p>

--- a/_SAMPLES_ENTREGAVEIS/briefing_one_page/sample-briefing-one-page-v1.0.0.docx
+++ b/_SAMPLES_ENTREGAVEIS/briefing_one_page/sample-briefing-one-page-v1.0.0.docx
@@ -71,9 +71,9 @@
             <w:r>
               <w:t>Problema ou oportunidade</w:t>
               <w:br/>
-              <w:t>Solicitacoes chegam por canais diferentes e sem informacoes padronizadas.</w:t>
+              <w:t>Solicitações chegam por canais diferentes e sem informações padronizadas.</w:t>
               <w:br/>
-              <w:t>Points: Ha devolucoes por falta de informacao.</w:t>
+              <w:t>Pontos: Há devoluções por falta de informação.</w:t>
             </w:r>
           </w:p>
         </w:tc>
@@ -101,11 +101,11 @@
           </w:tcPr>
           <w:p>
             <w:r>
-              <w:t>Relevancia</w:t>
+              <w:t>Relevância</w:t>
               <w:br/>
-              <w:t>O problema reduz a eficiencia operacional e a confianca no processo interno.</w:t>
+              <w:t>O problema reduz a eficiência operacional e a confiança no processo interno.</w:t>
               <w:br/>
-              <w:t>Points: O retrabalho consome capacidade das equipes.</w:t>
+              <w:t>Pontos: O retrabalho consome capacidade das equipes.</w:t>
             </w:r>
           </w:p>
         </w:tc>
@@ -135,9 +135,9 @@
             <w:r>
               <w:t>Resultados esperados</w:t>
               <w:br/>
-              <w:t>Tornar as solicitacoes completas, rastreaveis e previsiveis.</w:t>
+              <w:t>Tornar as solicitações completas, rastreáveis e previsíveis.</w:t>
               <w:br/>
-              <w:t>Points: Reduzir devolucoes por falta de informacao.</w:t>
+              <w:t>Pontos: Reduzir devoluções por falta de informação.</w:t>
             </w:r>
           </w:p>
         </w:tc>
@@ -187,7 +187,7 @@
           </w:tcPr>
           <w:p>
             <w:r>
-              <w:t>Responsibles</w:t>
+              <w:t>Responsáveis</w:t>
             </w:r>
           </w:p>
         </w:tc>
@@ -197,7 +197,7 @@
           </w:tcPr>
           <w:p>
             <w:r>
-              <w:t>Nao informado</w:t>
+              <w:t>Não informado</w:t>
             </w:r>
           </w:p>
         </w:tc>
@@ -209,7 +209,7 @@
           </w:tcPr>
           <w:p>
             <w:r>
-              <w:t>Sponsor</w:t>
+              <w:t>Patrocinador</w:t>
             </w:r>
           </w:p>
         </w:tc>
@@ -219,7 +219,7 @@
           </w:tcPr>
           <w:p>
             <w:r>
-              <w:t>Nao informado</w:t>
+              <w:t>Não informado</w:t>
             </w:r>
           </w:p>
         </w:tc>

--- a/_SAMPLES_ENTREGAVEIS/briefing_one_page/sample-briefing-one-page-v1.0.0.docx
+++ b/_SAMPLES_ENTREGAVEIS/briefing_one_page/sample-briefing-one-page-v1.0.0.docx
@@ -261,6 +261,9 @@
       <w:pStyle w:val="Header"/>
       <w:jc w:val="right"/>
     </w:pPr>
+    <w:r>
+      <w:t xml:space="preserve">BRIEFING    </w:t>
+    </w:r>
     <w:r>
       <w:drawing>
         <wp:inline xmlns:a="http://schemas.openxmlformats.org/drawingml/2006/main" xmlns:pic="http://schemas.openxmlformats.org/drawingml/2006/picture">

--- a/_SAMPLES_ENTREGAVEIS/briefing_one_page/sample-briefing-one-page-v1.0.0.docx
+++ b/_SAMPLES_ENTREGAVEIS/briefing_one_page/sample-briefing-one-page-v1.0.0.docx
@@ -666,7 +666,7 @@
     <w:qFormat/>
     <w:rsid w:val="00FC693F"/>
     <w:rPr>
-      <w:rFonts w:ascii="Roboto" w:hAnsi="Roboto"/>
+      <w:rFonts w:ascii="Montserrat" w:hAnsi="Montserrat"/>
       <w:sz w:val="19"/>
     </w:rPr>
   </w:style>

--- a/_SAMPLES_ENTREGAVEIS/briefing_one_page/sample-briefing-one-page-v1.0.0.docx
+++ b/_SAMPLES_ENTREGAVEIS/briefing_one_page/sample-briefing-one-page-v1.0.0.docx
@@ -7,7 +7,7 @@
         <w:pStyle w:val="Title"/>
       </w:pPr>
       <w:r>
-        <w:t>EXEMPLO FICTÍCIO — Solicitações com menos devoluções</w:t>
+        <w:t>EXEMPLO FICTÍCIO: Solicitações com menos devoluções</w:t>
       </w:r>
     </w:p>
     <w:p>

--- a/_SAMPLES_ENTREGAVEIS/briefing_one_page/sample-briefing-one-page-v1.0.0.docx
+++ b/_SAMPLES_ENTREGAVEIS/briefing_one_page/sample-briefing-one-page-v1.0.0.docx
@@ -2,304 +2,595 @@
 <file path=word/document.xml><?xml version="1.0" encoding="utf-8"?>
 <w:document xmlns:wpc="http://schemas.microsoft.com/office/word/2010/wordprocessingCanvas" xmlns:mo="http://schemas.microsoft.com/office/mac/office/2008/main" xmlns:mc="http://schemas.openxmlformats.org/markup-compatibility/2006" xmlns:mv="urn:schemas-microsoft-com:mac:vml" xmlns:o="urn:schemas-microsoft-com:office:office" xmlns:r="http://schemas.openxmlformats.org/officeDocument/2006/relationships" xmlns:m="http://schemas.openxmlformats.org/officeDocument/2006/math" xmlns:v="urn:schemas-microsoft-com:vml" xmlns:wp14="http://schemas.microsoft.com/office/word/2010/wordprocessingDrawing" xmlns:wp="http://schemas.openxmlformats.org/drawingml/2006/wordprocessingDrawing" xmlns:w10="urn:schemas-microsoft-com:office:word" xmlns:w="http://schemas.openxmlformats.org/wordprocessingml/2006/main" xmlns:w14="http://schemas.microsoft.com/office/word/2010/wordml" xmlns:wpg="http://schemas.microsoft.com/office/word/2010/wordprocessingGroup" xmlns:wpi="http://schemas.microsoft.com/office/word/2010/wordprocessingInk" xmlns:wne="http://schemas.microsoft.com/office/word/2006/wordml" xmlns:wps="http://schemas.microsoft.com/office/word/2010/wordprocessingShape" mc:Ignorable="w14 wp14">
   <w:body>
+    <w:tbl>
+      <w:tblPr>
+        <w:tblW w:type="auto" w:w="0"/>
+        <w:tblLayout w:type="fixed"/>
+        <w:tblLook w:firstColumn="1" w:firstRow="1" w:lastColumn="0" w:lastRow="0" w:noHBand="0" w:noVBand="1" w:val="04A0"/>
+      </w:tblPr>
+      <w:tblGrid>
+        <w:gridCol w:w="4989"/>
+        <w:gridCol w:w="170"/>
+        <w:gridCol w:w="4989"/>
+        <w:gridCol w:w="170"/>
+        <w:gridCol w:w="5159"/>
+      </w:tblGrid>
+      <w:tr>
+        <w:trPr>
+          <w:trHeight w:val="510" w:hRule="exact"/>
+        </w:trPr>
+        <w:tc>
+          <w:tcPr>
+            <w:tcW w:type="dxa" w:w="10318"/>
+            <w:gridSpan w:val="4"/>
+            <w:tcMar>
+              <w:top w:w="0" w:type="dxa"/>
+              <w:start w:w="0" w:type="dxa"/>
+              <w:bottom w:w="0" w:type="dxa"/>
+              <w:end w:w="0" w:type="dxa"/>
+            </w:tcMar>
+            <w:vAlign w:val="center"/>
+            <w:tcBorders>
+              <w:bottom w:val="single" w:sz="12" w:color="193C8E"/>
+            </w:tcBorders>
+          </w:tcPr>
+          <w:p>
+            <w:pPr>
+              <w:spacing w:before="0" w:after="0" w:line="192" w:lineRule="exact"/>
+            </w:pPr>
+            <w:r/>
+            <w:r>
+              <w:rPr>
+                <w:rFonts w:ascii="Montserrat" w:hAnsi="Montserrat" w:eastAsia="Montserrat" w:cs="Montserrat"/>
+                <w:b/>
+                <w:color w:val="4C73D1"/>
+                <w:sz w:val="16"/>
+              </w:rPr>
+              <w:t>BRIEFING</w:t>
+            </w:r>
+          </w:p>
+        </w:tc>
+        <w:tc>
+          <w:tcPr>
+            <w:tcW w:type="dxa" w:w="5159"/>
+            <w:tcMar>
+              <w:top w:w="0" w:type="dxa"/>
+              <w:start w:w="0" w:type="dxa"/>
+              <w:bottom w:w="0" w:type="dxa"/>
+              <w:end w:w="0" w:type="dxa"/>
+            </w:tcMar>
+            <w:vAlign w:val="center"/>
+            <w:tcBorders>
+              <w:bottom w:val="single" w:sz="12" w:color="193C8E"/>
+            </w:tcBorders>
+          </w:tcPr>
+          <w:p>
+            <w:pPr>
+              <w:spacing w:line="360" w:lineRule="exact"/>
+              <w:jc w:val="right"/>
+            </w:pPr>
+            <w:r>
+              <w:drawing>
+                <wp:inline xmlns:a="http://schemas.openxmlformats.org/drawingml/2006/main" xmlns:pic="http://schemas.openxmlformats.org/drawingml/2006/picture">
+                  <wp:extent cx="540000" cy="202443"/>
+                  <wp:docPr id="1" name="Picture 1"/>
+                  <wp:cNvGraphicFramePr>
+                    <a:graphicFrameLocks noChangeAspect="1"/>
+                  </wp:cNvGraphicFramePr>
+                  <a:graphic>
+                    <a:graphicData uri="http://schemas.openxmlformats.org/drawingml/2006/picture">
+                      <pic:pic>
+                        <pic:nvPicPr>
+                          <pic:cNvPr id="0" name="logo_ccee.png"/>
+                          <pic:cNvPicPr/>
+                        </pic:nvPicPr>
+                        <pic:blipFill>
+                          <a:blip r:embed="rId9"/>
+                          <a:stretch>
+                            <a:fillRect/>
+                          </a:stretch>
+                        </pic:blipFill>
+                        <pic:spPr>
+                          <a:xfrm>
+                            <a:off x="0" y="0"/>
+                            <a:ext cx="540000" cy="202443"/>
+                          </a:xfrm>
+                          <a:prstGeom prst="rect"/>
+                        </pic:spPr>
+                      </pic:pic>
+                    </a:graphicData>
+                  </a:graphic>
+                </wp:inline>
+              </w:drawing>
+            </w:r>
+          </w:p>
+        </w:tc>
+      </w:tr>
+      <w:tr>
+        <w:trPr>
+          <w:trHeight w:val="907" w:hRule="exact"/>
+        </w:trPr>
+        <w:tc>
+          <w:tcPr>
+            <w:tcW w:type="dxa" w:w="15477"/>
+            <w:gridSpan w:val="5"/>
+            <w:tcMar>
+              <w:top w:w="0" w:type="dxa"/>
+              <w:start w:w="0" w:type="dxa"/>
+              <w:bottom w:w="0" w:type="dxa"/>
+              <w:end w:w="0" w:type="dxa"/>
+            </w:tcMar>
+            <w:vAlign w:val="center"/>
+          </w:tcPr>
+          <w:p>
+            <w:pPr>
+              <w:spacing w:before="0" w:after="0" w:line="528" w:lineRule="exact"/>
+            </w:pPr>
+            <w:r/>
+            <w:r>
+              <w:rPr>
+                <w:rFonts w:ascii="Montserrat" w:hAnsi="Montserrat" w:eastAsia="Montserrat" w:cs="Montserrat"/>
+                <w:b/>
+                <w:color w:val="193C8E"/>
+                <w:sz w:val="48"/>
+              </w:rPr>
+              <w:t>EXEMPLO FICTÍCIO: Solicitações com menos devoluções</w:t>
+            </w:r>
+          </w:p>
+        </w:tc>
+      </w:tr>
+      <w:tr>
+        <w:trPr>
+          <w:trHeight w:val="1814" w:hRule="exact"/>
+        </w:trPr>
+        <w:tc>
+          <w:tcPr>
+            <w:tcW w:type="dxa" w:w="15477"/>
+            <w:gridSpan w:val="5"/>
+            <w:tcMar>
+              <w:top w:w="120" w:type="dxa"/>
+              <w:start w:w="180" w:type="dxa"/>
+              <w:bottom w:w="80" w:type="dxa"/>
+              <w:end w:w="120" w:type="dxa"/>
+            </w:tcMar>
+            <w:vAlign w:val="center"/>
+            <w:shd w:fill="102661"/>
+            <w:tcBorders>
+              <w:start w:val="single" w:sz="24" w:color="4C73D1"/>
+            </w:tcBorders>
+          </w:tcPr>
+          <w:p>
+            <w:pPr>
+              <w:spacing w:before="0" w:after="0" w:line="312" w:lineRule="exact"/>
+            </w:pPr>
+            <w:r>
+              <w:rPr>
+                <w:color w:val="FFFFFF"/>
+                <w:sz w:val="30"/>
+              </w:rPr>
+            </w:r>
+            <w:r>
+              <w:rPr>
+                <w:rFonts w:ascii="Montserrat" w:hAnsi="Montserrat" w:eastAsia="Montserrat" w:cs="Montserrat"/>
+                <w:b/>
+                <w:color w:val="FFFFFF"/>
+                <w:sz w:val="30"/>
+              </w:rPr>
+              <w:t>Como podemos tornar as solicitações mais claras e rastreáveis?[FIC-01]</w:t>
+            </w:r>
+          </w:p>
+        </w:tc>
+      </w:tr>
+      <w:tr>
+        <w:trPr>
+          <w:trHeight w:val="5443" w:hRule="exact"/>
+        </w:trPr>
+        <w:tc>
+          <w:tcPr>
+            <w:tcW w:type="dxa" w:w="4989"/>
+            <w:tcMar>
+              <w:top w:w="120" w:type="dxa"/>
+              <w:start w:w="180" w:type="dxa"/>
+              <w:bottom w:w="80" w:type="dxa"/>
+              <w:end w:w="120" w:type="dxa"/>
+            </w:tcMar>
+            <w:vAlign w:val="top"/>
+            <w:shd w:fill="E8EEFB"/>
+            <w:tcBorders>
+              <w:start w:val="single" w:sz="24" w:color="4C73D1"/>
+            </w:tcBorders>
+          </w:tcPr>
+          <w:p>
+            <w:pPr>
+              <w:spacing w:before="0" w:after="0" w:line="216" w:lineRule="exact"/>
+            </w:pPr>
+            <w:r>
+              <w:rPr>
+                <w:sz w:val="22"/>
+              </w:rPr>
+            </w:r>
+            <w:r>
+              <w:rPr>
+                <w:rFonts w:ascii="Montserrat" w:hAnsi="Montserrat" w:eastAsia="Montserrat" w:cs="Montserrat"/>
+                <w:b/>
+                <w:color w:val="193C8E"/>
+                <w:sz w:val="22"/>
+              </w:rPr>
+              <w:t>Problema ou oportunidade</w:t>
+            </w:r>
+          </w:p>
+          <w:p>
+            <w:pPr>
+              <w:spacing w:before="0" w:after="0" w:line="270" w:lineRule="exact"/>
+            </w:pPr>
+            <w:r>
+              <w:rPr>
+                <w:sz w:val="20"/>
+              </w:rPr>
+            </w:r>
+            <w:r>
+              <w:rPr>
+                <w:rFonts w:ascii="Montserrat" w:hAnsi="Montserrat" w:eastAsia="Montserrat" w:cs="Montserrat"/>
+                <w:b w:val="0"/>
+                <w:color w:val="30343B"/>
+                <w:sz w:val="20"/>
+              </w:rPr>
+              <w:t>Solicitações chegam por canais diferentes e sem informações padronizadas.</w:t>
+            </w:r>
+          </w:p>
+          <w:p>
+            <w:pPr>
+              <w:spacing w:before="0" w:after="0" w:line="270" w:lineRule="exact"/>
+            </w:pPr>
+            <w:r>
+              <w:rPr>
+                <w:sz w:val="20"/>
+              </w:rPr>
+            </w:r>
+            <w:r>
+              <w:rPr>
+                <w:rFonts w:ascii="Montserrat" w:hAnsi="Montserrat" w:eastAsia="Montserrat" w:cs="Montserrat"/>
+                <w:b w:val="0"/>
+                <w:color w:val="30343B"/>
+                <w:sz w:val="20"/>
+              </w:rPr>
+              <w:t>• Há devoluções por falta de informação.</w:t>
+            </w:r>
+          </w:p>
+          <w:p>
+            <w:pPr>
+              <w:spacing w:before="0" w:after="0" w:line="165" w:lineRule="exact"/>
+            </w:pPr>
+            <w:r/>
+            <w:r>
+              <w:rPr>
+                <w:rFonts w:ascii="Montserrat" w:hAnsi="Montserrat" w:eastAsia="Montserrat" w:cs="Montserrat"/>
+                <w:b w:val="0"/>
+                <w:color w:val="586EA4"/>
+                <w:sz w:val="15"/>
+              </w:rPr>
+              <w:t>[FIC-01]</w:t>
+            </w:r>
+          </w:p>
+        </w:tc>
+        <w:tc>
+          <w:tcPr>
+            <w:tcW w:type="dxa" w:w="170"/>
+            <w:tcMar>
+              <w:top w:w="0" w:type="dxa"/>
+              <w:start w:w="0" w:type="dxa"/>
+              <w:bottom w:w="0" w:type="dxa"/>
+              <w:end w:w="0" w:type="dxa"/>
+            </w:tcMar>
+            <w:vAlign w:val="center"/>
+          </w:tcPr>
+          <w:p/>
+        </w:tc>
+        <w:tc>
+          <w:tcPr>
+            <w:tcW w:type="dxa" w:w="4989"/>
+            <w:tcMar>
+              <w:top w:w="120" w:type="dxa"/>
+              <w:start w:w="180" w:type="dxa"/>
+              <w:bottom w:w="80" w:type="dxa"/>
+              <w:end w:w="120" w:type="dxa"/>
+            </w:tcMar>
+            <w:vAlign w:val="top"/>
+            <w:shd w:fill="E8EEFB"/>
+            <w:tcBorders>
+              <w:start w:val="single" w:sz="24" w:color="4C73D1"/>
+            </w:tcBorders>
+          </w:tcPr>
+          <w:p>
+            <w:pPr>
+              <w:spacing w:before="0" w:after="0" w:line="216" w:lineRule="exact"/>
+            </w:pPr>
+            <w:r>
+              <w:rPr>
+                <w:sz w:val="22"/>
+              </w:rPr>
+            </w:r>
+            <w:r>
+              <w:rPr>
+                <w:rFonts w:ascii="Montserrat" w:hAnsi="Montserrat" w:eastAsia="Montserrat" w:cs="Montserrat"/>
+                <w:b/>
+                <w:color w:val="193C8E"/>
+                <w:sz w:val="22"/>
+              </w:rPr>
+              <w:t>Relevância</w:t>
+            </w:r>
+          </w:p>
+          <w:p>
+            <w:pPr>
+              <w:spacing w:before="0" w:after="0" w:line="270" w:lineRule="exact"/>
+            </w:pPr>
+            <w:r>
+              <w:rPr>
+                <w:sz w:val="20"/>
+              </w:rPr>
+            </w:r>
+            <w:r>
+              <w:rPr>
+                <w:rFonts w:ascii="Montserrat" w:hAnsi="Montserrat" w:eastAsia="Montserrat" w:cs="Montserrat"/>
+                <w:b w:val="0"/>
+                <w:color w:val="30343B"/>
+                <w:sz w:val="20"/>
+              </w:rPr>
+              <w:t>O problema reduz a eficiência operacional e a confiança no processo interno.</w:t>
+            </w:r>
+          </w:p>
+          <w:p>
+            <w:pPr>
+              <w:spacing w:before="0" w:after="0" w:line="270" w:lineRule="exact"/>
+            </w:pPr>
+            <w:r>
+              <w:rPr>
+                <w:sz w:val="20"/>
+              </w:rPr>
+            </w:r>
+            <w:r>
+              <w:rPr>
+                <w:rFonts w:ascii="Montserrat" w:hAnsi="Montserrat" w:eastAsia="Montserrat" w:cs="Montserrat"/>
+                <w:b w:val="0"/>
+                <w:color w:val="30343B"/>
+                <w:sz w:val="20"/>
+              </w:rPr>
+              <w:t>• O retrabalho consome capacidade das equipes.</w:t>
+            </w:r>
+          </w:p>
+          <w:p>
+            <w:pPr>
+              <w:spacing w:before="0" w:after="0" w:line="165" w:lineRule="exact"/>
+            </w:pPr>
+            <w:r/>
+            <w:r>
+              <w:rPr>
+                <w:rFonts w:ascii="Montserrat" w:hAnsi="Montserrat" w:eastAsia="Montserrat" w:cs="Montserrat"/>
+                <w:b w:val="0"/>
+                <w:color w:val="586EA4"/>
+                <w:sz w:val="15"/>
+              </w:rPr>
+              <w:t>[FIC-01]</w:t>
+            </w:r>
+          </w:p>
+        </w:tc>
+        <w:tc>
+          <w:tcPr>
+            <w:tcW w:type="dxa" w:w="170"/>
+            <w:tcMar>
+              <w:top w:w="0" w:type="dxa"/>
+              <w:start w:w="0" w:type="dxa"/>
+              <w:bottom w:w="0" w:type="dxa"/>
+              <w:end w:w="0" w:type="dxa"/>
+            </w:tcMar>
+            <w:vAlign w:val="center"/>
+          </w:tcPr>
+          <w:p/>
+        </w:tc>
+        <w:tc>
+          <w:tcPr>
+            <w:tcW w:type="dxa" w:w="5159"/>
+            <w:tcMar>
+              <w:top w:w="120" w:type="dxa"/>
+              <w:start w:w="180" w:type="dxa"/>
+              <w:bottom w:w="80" w:type="dxa"/>
+              <w:end w:w="120" w:type="dxa"/>
+            </w:tcMar>
+            <w:vAlign w:val="top"/>
+            <w:shd w:fill="E8EEFB"/>
+            <w:tcBorders>
+              <w:start w:val="single" w:sz="24" w:color="4C73D1"/>
+            </w:tcBorders>
+          </w:tcPr>
+          <w:p>
+            <w:pPr>
+              <w:spacing w:before="0" w:after="0" w:line="216" w:lineRule="exact"/>
+            </w:pPr>
+            <w:r>
+              <w:rPr>
+                <w:sz w:val="22"/>
+              </w:rPr>
+            </w:r>
+            <w:r>
+              <w:rPr>
+                <w:rFonts w:ascii="Montserrat" w:hAnsi="Montserrat" w:eastAsia="Montserrat" w:cs="Montserrat"/>
+                <w:b/>
+                <w:color w:val="193C8E"/>
+                <w:sz w:val="22"/>
+              </w:rPr>
+              <w:t>Resultados esperados</w:t>
+            </w:r>
+          </w:p>
+          <w:p>
+            <w:pPr>
+              <w:spacing w:before="0" w:after="0" w:line="270" w:lineRule="exact"/>
+            </w:pPr>
+            <w:r>
+              <w:rPr>
+                <w:sz w:val="20"/>
+              </w:rPr>
+            </w:r>
+            <w:r>
+              <w:rPr>
+                <w:rFonts w:ascii="Montserrat" w:hAnsi="Montserrat" w:eastAsia="Montserrat" w:cs="Montserrat"/>
+                <w:b w:val="0"/>
+                <w:color w:val="30343B"/>
+                <w:sz w:val="20"/>
+              </w:rPr>
+              <w:t>Tornar as solicitações completas, rastreáveis e previsíveis.</w:t>
+            </w:r>
+          </w:p>
+          <w:p>
+            <w:pPr>
+              <w:spacing w:before="0" w:after="0" w:line="270" w:lineRule="exact"/>
+            </w:pPr>
+            <w:r>
+              <w:rPr>
+                <w:sz w:val="20"/>
+              </w:rPr>
+            </w:r>
+            <w:r>
+              <w:rPr>
+                <w:rFonts w:ascii="Montserrat" w:hAnsi="Montserrat" w:eastAsia="Montserrat" w:cs="Montserrat"/>
+                <w:b w:val="0"/>
+                <w:color w:val="30343B"/>
+                <w:sz w:val="20"/>
+              </w:rPr>
+              <w:t>• Reduzir devoluções por falta de informação.</w:t>
+            </w:r>
+          </w:p>
+          <w:p>
+            <w:pPr>
+              <w:spacing w:before="0" w:after="0" w:line="165" w:lineRule="exact"/>
+            </w:pPr>
+            <w:r/>
+            <w:r>
+              <w:rPr>
+                <w:rFonts w:ascii="Montserrat" w:hAnsi="Montserrat" w:eastAsia="Montserrat" w:cs="Montserrat"/>
+                <w:b w:val="0"/>
+                <w:color w:val="586EA4"/>
+                <w:sz w:val="15"/>
+              </w:rPr>
+              <w:t>[FIC-01]</w:t>
+            </w:r>
+          </w:p>
+        </w:tc>
+      </w:tr>
+      <w:tr>
+        <w:trPr>
+          <w:trHeight w:val="1814" w:hRule="exact"/>
+        </w:trPr>
+        <w:tc>
+          <w:tcPr>
+            <w:tcW w:type="dxa" w:w="15477"/>
+            <w:gridSpan w:val="5"/>
+            <w:tcMar>
+              <w:top w:w="120" w:type="dxa"/>
+              <w:start w:w="180" w:type="dxa"/>
+              <w:bottom w:w="80" w:type="dxa"/>
+              <w:end w:w="120" w:type="dxa"/>
+            </w:tcMar>
+            <w:vAlign w:val="top"/>
+            <w:shd w:fill="F3F5FA"/>
+            <w:tcBorders>
+              <w:start w:val="single" w:sz="24" w:color="ACB7D0"/>
+            </w:tcBorders>
+          </w:tcPr>
+          <w:p>
+            <w:pPr>
+              <w:keepNext w:val="0"/>
+              <w:spacing w:before="0" w:after="0" w:line="270" w:lineRule="exact"/>
+            </w:pPr>
+            <w:r>
+              <w:rPr>
+                <w:sz w:val="20"/>
+              </w:rPr>
+            </w:r>
+            <w:r>
+              <w:rPr>
+                <w:rFonts w:ascii="Montserrat" w:hAnsi="Montserrat" w:eastAsia="Montserrat" w:cs="Montserrat"/>
+                <w:b w:val="0"/>
+                <w:color w:val="30343B"/>
+                <w:sz w:val="20"/>
+              </w:rPr>
+              <w:t>Responsáveis: Não informado</w:t>
+            </w:r>
+          </w:p>
+          <w:p>
+            <w:pPr>
+              <w:spacing w:before="0" w:after="0" w:line="270" w:lineRule="exact"/>
+            </w:pPr>
+            <w:r>
+              <w:rPr>
+                <w:sz w:val="20"/>
+              </w:rPr>
+            </w:r>
+            <w:r>
+              <w:rPr>
+                <w:rFonts w:ascii="Montserrat" w:hAnsi="Montserrat" w:eastAsia="Montserrat" w:cs="Montserrat"/>
+                <w:b w:val="0"/>
+                <w:color w:val="30343B"/>
+                <w:sz w:val="20"/>
+              </w:rPr>
+              <w:t>Patrocinador: Não informado</w:t>
+            </w:r>
+          </w:p>
+          <w:p>
+            <w:pPr>
+              <w:spacing w:before="0" w:after="0" w:line="165" w:lineRule="exact"/>
+            </w:pPr>
+            <w:r/>
+            <w:r>
+              <w:rPr>
+                <w:rFonts w:ascii="Montserrat" w:hAnsi="Montserrat" w:eastAsia="Montserrat" w:cs="Montserrat"/>
+                <w:b w:val="0"/>
+                <w:color w:val="586EA4"/>
+                <w:sz w:val="15"/>
+              </w:rPr>
+              <w:t>[FIC-01]</w:t>
+            </w:r>
+          </w:p>
+        </w:tc>
+      </w:tr>
+    </w:tbl>
     <w:p>
       <w:pPr>
-        <w:pStyle w:val="Title"/>
+        <w:spacing w:before="0" w:after="0" w:line="165" w:lineRule="exact"/>
       </w:pPr>
+      <w:r/>
       <w:r>
-        <w:t>EXEMPLO FICTÍCIO: Solicitações com menos devoluções</w:t>
+        <w:rPr>
+          <w:rFonts w:ascii="Montserrat" w:hAnsi="Montserrat" w:eastAsia="Montserrat" w:cs="Montserrat"/>
+          <w:b w:val="0"/>
+          <w:color w:val="586EA4"/>
+          <w:sz w:val="15"/>
+        </w:rPr>
+        <w:t>Fontes: FIC-01: ata-simulada-5c, exemplo fictício, sem coleta real</w:t>
       </w:r>
     </w:p>
     <w:p>
+      <w:pPr>
+        <w:spacing w:before="0" w:after="0" w:line="165" w:lineRule="exact"/>
+      </w:pPr>
+      <w:r/>
       <w:r>
         <w:rPr>
+          <w:rFonts w:ascii="Montserrat" w:hAnsi="Montserrat" w:eastAsia="Montserrat" w:cs="Montserrat"/>
+          <w:b w:val="0"/>
           <w:color w:val="586EA4"/>
           <w:sz w:val="15"/>
         </w:rPr>
         <w:t>ID sample-briefing-one-page · versão 1.0.0 · Completo</w:t>
       </w:r>
     </w:p>
-    <w:p>
-      <w:r>
-        <w:t>Dados fictícios.</w:t>
-      </w:r>
-    </w:p>
-    <w:tbl>
-      <w:tblPr>
-        <w:tblStyle w:val="TableGrid"/>
-        <w:tblW w:type="auto" w:w="0"/>
-        <w:tblLook w:firstColumn="1" w:firstRow="1" w:lastColumn="0" w:lastRow="0" w:noHBand="0" w:noVBand="1" w:val="04A0"/>
-      </w:tblPr>
-      <w:tblGrid>
-        <w:gridCol w:w="15478"/>
-      </w:tblGrid>
-      <w:tr>
-        <w:tc>
-          <w:tcPr>
-            <w:tcW w:type="dxa" w:w="15478"/>
-            <w:shd w:fill="F3F5FA"/>
-          </w:tcPr>
-          <w:p>
-            <w:r>
-              <w:t>Como podemos tornar as solicitações mais claras e rastreáveis?</w:t>
-            </w:r>
-          </w:p>
-        </w:tc>
-      </w:tr>
-    </w:tbl>
-    <w:p>
-      <w:r>
-        <w:t>Fontes: FIC-01</w:t>
-      </w:r>
-    </w:p>
-    <w:tbl>
-      <w:tblPr>
-        <w:tblStyle w:val="TableGrid"/>
-        <w:tblW w:type="auto" w:w="0"/>
-        <w:tblLook w:firstColumn="1" w:firstRow="1" w:lastColumn="0" w:lastRow="0" w:noHBand="0" w:noVBand="1" w:val="04A0"/>
-      </w:tblPr>
-      <w:tblGrid>
-        <w:gridCol w:w="15478"/>
-      </w:tblGrid>
-      <w:tr>
-        <w:tc>
-          <w:tcPr>
-            <w:tcW w:type="dxa" w:w="15478"/>
-            <w:shd w:fill="F3F5FA"/>
-          </w:tcPr>
-          <w:p>
-            <w:r>
-              <w:t>Problema ou oportunidade</w:t>
-              <w:br/>
-              <w:t>Solicitações chegam por canais diferentes e sem informações padronizadas.</w:t>
-              <w:br/>
-              <w:t>Pontos: Há devoluções por falta de informação.</w:t>
-            </w:r>
-          </w:p>
-        </w:tc>
-      </w:tr>
-    </w:tbl>
-    <w:p>
-      <w:r>
-        <w:t>Fontes: FIC-01</w:t>
-      </w:r>
-    </w:p>
-    <w:tbl>
-      <w:tblPr>
-        <w:tblStyle w:val="TableGrid"/>
-        <w:tblW w:type="auto" w:w="0"/>
-        <w:tblLook w:firstColumn="1" w:firstRow="1" w:lastColumn="0" w:lastRow="0" w:noHBand="0" w:noVBand="1" w:val="04A0"/>
-      </w:tblPr>
-      <w:tblGrid>
-        <w:gridCol w:w="15478"/>
-      </w:tblGrid>
-      <w:tr>
-        <w:tc>
-          <w:tcPr>
-            <w:tcW w:type="dxa" w:w="15478"/>
-            <w:shd w:fill="F3F5FA"/>
-          </w:tcPr>
-          <w:p>
-            <w:r>
-              <w:t>Relevância</w:t>
-              <w:br/>
-              <w:t>O problema reduz a eficiência operacional e a confiança no processo interno.</w:t>
-              <w:br/>
-              <w:t>Pontos: O retrabalho consome capacidade das equipes.</w:t>
-            </w:r>
-          </w:p>
-        </w:tc>
-      </w:tr>
-    </w:tbl>
-    <w:p>
-      <w:r>
-        <w:t>Fontes: FIC-01</w:t>
-      </w:r>
-    </w:p>
-    <w:tbl>
-      <w:tblPr>
-        <w:tblStyle w:val="TableGrid"/>
-        <w:tblW w:type="auto" w:w="0"/>
-        <w:tblLook w:firstColumn="1" w:firstRow="1" w:lastColumn="0" w:lastRow="0" w:noHBand="0" w:noVBand="1" w:val="04A0"/>
-      </w:tblPr>
-      <w:tblGrid>
-        <w:gridCol w:w="15478"/>
-      </w:tblGrid>
-      <w:tr>
-        <w:tc>
-          <w:tcPr>
-            <w:tcW w:type="dxa" w:w="15478"/>
-            <w:shd w:fill="F3F5FA"/>
-          </w:tcPr>
-          <w:p>
-            <w:r>
-              <w:t>Resultados esperados</w:t>
-              <w:br/>
-              <w:t>Tornar as solicitações completas, rastreáveis e previsíveis.</w:t>
-              <w:br/>
-              <w:t>Pontos: Reduzir devoluções por falta de informação.</w:t>
-            </w:r>
-          </w:p>
-        </w:tc>
-      </w:tr>
-    </w:tbl>
-    <w:p>
-      <w:r>
-        <w:t>Fontes: FIC-01</w:t>
-      </w:r>
-    </w:p>
-    <w:tbl>
-      <w:tblPr>
-        <w:tblStyle w:val="TableGrid"/>
-        <w:tblW w:type="auto" w:w="0"/>
-        <w:tblLook w:firstColumn="1" w:firstRow="1" w:lastColumn="0" w:lastRow="0" w:noHBand="0" w:noVBand="1" w:val="04A0"/>
-      </w:tblPr>
-      <w:tblGrid>
-        <w:gridCol w:w="7739"/>
-        <w:gridCol w:w="7739"/>
-      </w:tblGrid>
-      <w:tr>
-        <w:tc>
-          <w:tcPr>
-            <w:tcW w:type="dxa" w:w="7739"/>
-          </w:tcPr>
-          <w:p>
-            <w:r>
-              <w:t>Campo</w:t>
-            </w:r>
-          </w:p>
-        </w:tc>
-        <w:tc>
-          <w:tcPr>
-            <w:tcW w:type="dxa" w:w="7739"/>
-          </w:tcPr>
-          <w:p>
-            <w:r>
-              <w:t>Valor</w:t>
-            </w:r>
-          </w:p>
-        </w:tc>
-      </w:tr>
-      <w:tr>
-        <w:tc>
-          <w:tcPr>
-            <w:tcW w:type="dxa" w:w="7739"/>
-          </w:tcPr>
-          <w:p>
-            <w:r>
-              <w:t>Responsáveis</w:t>
-            </w:r>
-          </w:p>
-        </w:tc>
-        <w:tc>
-          <w:tcPr>
-            <w:tcW w:type="dxa" w:w="7739"/>
-          </w:tcPr>
-          <w:p>
-            <w:r>
-              <w:t>Não informado</w:t>
-            </w:r>
-          </w:p>
-        </w:tc>
-      </w:tr>
-      <w:tr>
-        <w:tc>
-          <w:tcPr>
-            <w:tcW w:type="dxa" w:w="7739"/>
-          </w:tcPr>
-          <w:p>
-            <w:r>
-              <w:t>Patrocinador</w:t>
-            </w:r>
-          </w:p>
-        </w:tc>
-        <w:tc>
-          <w:tcPr>
-            <w:tcW w:type="dxa" w:w="7739"/>
-          </w:tcPr>
-          <w:p>
-            <w:r>
-              <w:t>Não informado</w:t>
-            </w:r>
-          </w:p>
-        </w:tc>
-      </w:tr>
-    </w:tbl>
-    <w:p>
-      <w:r>
-        <w:t>Fontes: FIC-01</w:t>
-      </w:r>
-    </w:p>
-    <w:p>
-      <w:pPr>
-        <w:pStyle w:val="Heading1"/>
-      </w:pPr>
-      <w:r>
-        <w:t>Fontes</w:t>
-      </w:r>
-    </w:p>
-    <w:p>
-      <w:r>
-        <w:t>FIC-01: ata-simulada-5c exemplo fictício, sem coleta real</w:t>
-      </w:r>
-    </w:p>
     <w:sectPr>
-      <w:headerReference w:type="default" r:id="rId9"/>
       <w:pgSz w:w="16838" w:h="11906"/>
-      <w:pgMar w:top="680" w:right="680" w:bottom="680" w:left="680" w:header="720" w:footer="720" w:gutter="0"/>
+      <w:pgMar w:top="170" w:right="680" w:bottom="227" w:left="680" w:header="113" w:footer="283" w:gutter="0"/>
       <w:cols w:space="720"/>
       <w:docGrid w:linePitch="360"/>
     </w:sectPr>
   </w:body>
 </w:document>
-</file>
-
-<file path=word/header1.xml><?xml version="1.0" encoding="utf-8"?>
-<w:hdr xmlns:m="http://schemas.openxmlformats.org/officeDocument/2006/math" xmlns:mc="http://schemas.openxmlformats.org/markup-compatibility/2006" xmlns:mo="http://schemas.microsoft.com/office/mac/office/2008/main" xmlns:mv="urn:schemas-microsoft-com:mac:vml" xmlns:o="urn:schemas-microsoft-com:office:office" xmlns:r="http://schemas.openxmlformats.org/officeDocument/2006/relationships" xmlns:v="urn:schemas-microsoft-com:vml" xmlns:w10="urn:schemas-microsoft-com:office:word" xmlns:w14="http://schemas.microsoft.com/office/word/2010/wordml" xmlns:w="http://schemas.openxmlformats.org/wordprocessingml/2006/main" xmlns:wne="http://schemas.microsoft.com/office/word/2006/wordml" xmlns:wp14="http://schemas.microsoft.com/office/word/2010/wordprocessingDrawing" xmlns:wp="http://schemas.openxmlformats.org/drawingml/2006/wordprocessingDrawing" xmlns:wpc="http://schemas.microsoft.com/office/word/2010/wordprocessingCanvas" xmlns:wpg="http://schemas.microsoft.com/office/word/2010/wordprocessingGroup" xmlns:wpi="http://schemas.microsoft.com/office/word/2010/wordprocessingInk" xmlns:wps="http://schemas.microsoft.com/office/word/2010/wordprocessingShape" mc:Ignorable="w14 wp14">
-  <w:p>
-    <w:pPr>
-      <w:pStyle w:val="Header"/>
-      <w:jc w:val="right"/>
-    </w:pPr>
-    <w:r>
-      <w:t xml:space="preserve">BRIEFING    </w:t>
-    </w:r>
-    <w:r>
-      <w:drawing>
-        <wp:inline xmlns:a="http://schemas.openxmlformats.org/drawingml/2006/main" xmlns:pic="http://schemas.openxmlformats.org/drawingml/2006/picture">
-          <wp:extent cx="1152000" cy="431878"/>
-          <wp:docPr id="1" name="Picture 1"/>
-          <wp:cNvGraphicFramePr>
-            <a:graphicFrameLocks noChangeAspect="1"/>
-          </wp:cNvGraphicFramePr>
-          <a:graphic>
-            <a:graphicData uri="http://schemas.openxmlformats.org/drawingml/2006/picture">
-              <pic:pic>
-                <pic:nvPicPr>
-                  <pic:cNvPr id="0" name="logo_ccee.png"/>
-                  <pic:cNvPicPr/>
-                </pic:nvPicPr>
-                <pic:blipFill>
-                  <a:blip r:embed="rId1"/>
-                  <a:stretch>
-                    <a:fillRect/>
-                  </a:stretch>
-                </pic:blipFill>
-                <pic:spPr>
-                  <a:xfrm>
-                    <a:off x="0" y="0"/>
-                    <a:ext cx="1152000" cy="431878"/>
-                  </a:xfrm>
-                  <a:prstGeom prst="rect"/>
-                </pic:spPr>
-              </pic:pic>
-            </a:graphicData>
-          </a:graphic>
-        </wp:inline>
-      </w:drawing>
-    </w:r>
-  </w:p>
-</w:hdr>
 </file>
 
 <file path=word/numbering.xml><?xml version="1.0" encoding="utf-8"?>
@@ -665,9 +956,12 @@
     <w:name w:val="Normal"/>
     <w:qFormat/>
     <w:rsid w:val="00FC693F"/>
+    <w:pPr>
+      <w:spacing w:after="0" w:line="229" w:lineRule="exact"/>
+    </w:pPr>
     <w:rPr>
       <w:rFonts w:ascii="Montserrat" w:hAnsi="Montserrat"/>
-      <w:sz w:val="19"/>
+      <w:sz w:val="17"/>
     </w:rPr>
   </w:style>
   <w:style w:type="paragraph" w:styleId="Header">
@@ -733,7 +1027,7 @@
       <w:b/>
       <w:bCs/>
       <w:color w:val="193C8E"/>
-      <w:sz w:val="28"/>
+      <w:sz w:val="22"/>
       <w:szCs w:val="28"/>
     </w:rPr>
   </w:style>
@@ -1019,10 +1313,11 @@
     </w:pPr>
     <w:rPr>
       <w:rFonts w:asciiTheme="majorHAnsi" w:eastAsiaTheme="majorEastAsia" w:hAnsiTheme="majorHAnsi" w:cstheme="majorBidi" w:ascii="Montserrat" w:hAnsi="Montserrat"/>
+      <w:b/>
       <w:color w:val="193C8E"/>
       <w:spacing w:val="5"/>
       <w:kern w:val="28"/>
-      <w:sz w:val="52"/>
+      <w:sz w:val="48"/>
       <w:szCs w:val="52"/>
     </w:rPr>
   </w:style>
